--- a/docs/research/mvp/final/v02-data-plane/transport-lwo.docx
+++ b/docs/research/mvp/final/v02-data-plane/transport-lwo.docx
@@ -10,7 +10,7 @@
         <w:t xml:space="preserve">Lightweight Obfuscation (LWO) Transport</w:t>
       </w:r>
     </w:p>
-    <w:bookmarkStart w:id="36" w:name="lightweight-obfuscation-lwo-transport"/>
+    <w:bookmarkStart w:id="45" w:name="lightweight-obfuscation-lwo-transport"/>
     <w:p>
       <w:pPr>
         <w:pStyle w:val="Heading1"/>
@@ -1967,7 +1967,7 @@
     </w:p>
     <w:bookmarkEnd w:id="14"/>
     <w:bookmarkEnd w:id="15"/>
-    <w:bookmarkStart w:id="16" w:name="Xa84f95ae9f425c03ce840b63e6a9fce5e47a1bc"/>
+    <w:bookmarkStart w:id="19" w:name="Xa84f95ae9f425c03ce840b63e6a9fce5e47a1bc"/>
     <w:p>
       <w:pPr>
         <w:pStyle w:val="Heading2"/>
@@ -1981,11 +1981,46 @@
         <w:pStyle w:val="FirstParagraph"/>
       </w:pPr>
       <w:r>
-        <w:rPr>
-          <w:b/>
-          <w:bCs/>
-        </w:rPr>
-        <w:t xml:space="preserve">[MERMAID RENDER FAILED — block #1]</w:t>
+        <w:drawing>
+          <wp:inline>
+            <wp:extent cx="5334000" cy="4551589"/>
+            <wp:effectExtent b="0" l="0" r="0" t="0"/>
+            <wp:docPr descr="diagram" title="" id="17" name="Picture"/>
+            <a:graphic>
+              <a:graphicData uri="http://schemas.openxmlformats.org/drawingml/2006/picture">
+                <pic:pic>
+                  <pic:nvPicPr>
+                    <pic:cNvPr descr="/tmp/.private/milosvasic/tmp.0jhARkyES9/img/diagram_001_415dd96f637b.png" id="18" name="Picture"/>
+                    <pic:cNvPicPr>
+                      <a:picLocks noChangeArrowheads="1" noChangeAspect="1"/>
+                    </pic:cNvPicPr>
+                  </pic:nvPicPr>
+                  <pic:blipFill>
+                    <a:blip r:embed="rId16"/>
+                    <a:stretch>
+                      <a:fillRect/>
+                    </a:stretch>
+                  </pic:blipFill>
+                  <pic:spPr bwMode="auto">
+                    <a:xfrm>
+                      <a:off x="0" y="0"/>
+                      <a:ext cx="5334000" cy="4551589"/>
+                    </a:xfrm>
+                    <a:prstGeom prst="rect">
+                      <a:avLst/>
+                    </a:prstGeom>
+                    <a:noFill/>
+                    <a:ln w="9525">
+                      <a:noFill/>
+                      <a:headEnd/>
+                      <a:tailEnd/>
+                    </a:ln>
+                  </pic:spPr>
+                </pic:pic>
+              </a:graphicData>
+            </a:graphic>
+          </wp:inline>
+        </w:drawing>
       </w:r>
     </w:p>
     <w:p>
@@ -2092,8 +2127,8 @@
         </w:pict>
       </w:r>
     </w:p>
-    <w:bookmarkEnd w:id="16"/>
-    <w:bookmarkStart w:id="23" w:name="Xf0e8aa02094b4cf5ad2dba32d75fb11fb502210"/>
+    <w:bookmarkEnd w:id="19"/>
+    <w:bookmarkStart w:id="29" w:name="Xf0e8aa02094b4cf5ad2dba32d75fb11fb502210"/>
     <w:p>
       <w:pPr>
         <w:pStyle w:val="Heading2"/>
@@ -2137,7 +2172,7 @@
         <w:t xml:space="preserve">(config §11) selects which.</w:t>
       </w:r>
     </w:p>
-    <w:bookmarkStart w:id="17" w:name="X41c3f970f34881db437cf3fb21a380db901e277"/>
+    <w:bookmarkStart w:id="20" w:name="X41c3f970f34881db437cf3fb21a380db901e277"/>
     <w:p>
       <w:pPr>
         <w:pStyle w:val="Heading3"/>
@@ -2470,8 +2505,8 @@
         <w:t xml:space="preserve">per pair (§10).</w:t>
       </w:r>
     </w:p>
-    <w:bookmarkEnd w:id="17"/>
-    <w:bookmarkStart w:id="18" w:name="X7fc51bb17778d51e7a5efda22f809b4412ef751"/>
+    <w:bookmarkEnd w:id="20"/>
+    <w:bookmarkStart w:id="21" w:name="X7fc51bb17778d51e7a5efda22f809b4412ef751"/>
     <w:p>
       <w:pPr>
         <w:pStyle w:val="Heading3"/>
@@ -3749,8 +3784,8 @@
         <w:t xml:space="preserve">. Keys never touch logs (§11.4.10).</w:t>
       </w:r>
     </w:p>
-    <w:bookmarkEnd w:id="18"/>
-    <w:bookmarkStart w:id="19" w:name="X99c5fc35832165be63126b8342ed6e467241c71"/>
+    <w:bookmarkEnd w:id="21"/>
+    <w:bookmarkStart w:id="22" w:name="X99c5fc35832165be63126b8342ed6e467241c71"/>
     <w:p>
       <w:pPr>
         <w:pStyle w:val="Heading3"/>
@@ -4929,8 +4964,8 @@
         <w:t xml:space="preserve">because the WG body is already random (L1, §1.1).</w:t>
       </w:r>
     </w:p>
-    <w:bookmarkEnd w:id="19"/>
-    <w:bookmarkStart w:id="20" w:name="X9cf1335093bd598f72edf1622bcb5d2bd5cfe7d"/>
+    <w:bookmarkEnd w:id="22"/>
+    <w:bookmarkStart w:id="23" w:name="X9cf1335093bd598f72edf1622bcb5d2bd5cfe7d"/>
     <w:p>
       <w:pPr>
         <w:pStyle w:val="Heading3"/>
@@ -6491,8 +6526,8 @@
         <w:t xml:space="preserve">DAITA [01-DP §9] without being DAITA).</w:t>
       </w:r>
     </w:p>
-    <w:bookmarkEnd w:id="20"/>
-    <w:bookmarkStart w:id="21" w:name="Xcdfd736a711f78fccb8f7a74fbe8279e637e267"/>
+    <w:bookmarkEnd w:id="23"/>
+    <w:bookmarkStart w:id="24" w:name="Xcdfd736a711f78fccb8f7a74fbe8279e637e267"/>
     <w:p>
       <w:pPr>
         <w:pStyle w:val="Heading3"/>
@@ -6895,8 +6930,8 @@
         <w:t xml:space="preserve">capability set (doc 03); v1 exists only for the Phase-1 milestone window.</w:t>
       </w:r>
     </w:p>
-    <w:bookmarkEnd w:id="21"/>
-    <w:bookmarkStart w:id="22" w:name="X95a42a401098c547b416adfac7e063f213948ed"/>
+    <w:bookmarkEnd w:id="24"/>
+    <w:bookmarkStart w:id="28" w:name="X95a42a401098c547b416adfac7e063f213948ed"/>
     <w:p>
       <w:pPr>
         <w:pStyle w:val="Heading3"/>
@@ -6910,11 +6945,46 @@
         <w:pStyle w:val="FirstParagraph"/>
       </w:pPr>
       <w:r>
-        <w:rPr>
-          <w:b/>
-          <w:bCs/>
-        </w:rPr>
-        <w:t xml:space="preserve">[MERMAID RENDER FAILED — block #2]</w:t>
+        <w:drawing>
+          <wp:inline>
+            <wp:extent cx="5334000" cy="4735285"/>
+            <wp:effectExtent b="0" l="0" r="0" t="0"/>
+            <wp:docPr descr="diagram" title="" id="26" name="Picture"/>
+            <a:graphic>
+              <a:graphicData uri="http://schemas.openxmlformats.org/drawingml/2006/picture">
+                <pic:pic>
+                  <pic:nvPicPr>
+                    <pic:cNvPr descr="/tmp/.private/milosvasic/tmp.0jhARkyES9/img/diagram_002_0696071724b8.png" id="27" name="Picture"/>
+                    <pic:cNvPicPr>
+                      <a:picLocks noChangeArrowheads="1" noChangeAspect="1"/>
+                    </pic:cNvPicPr>
+                  </pic:nvPicPr>
+                  <pic:blipFill>
+                    <a:blip r:embed="rId25"/>
+                    <a:stretch>
+                      <a:fillRect/>
+                    </a:stretch>
+                  </pic:blipFill>
+                  <pic:spPr bwMode="auto">
+                    <a:xfrm>
+                      <a:off x="0" y="0"/>
+                      <a:ext cx="5334000" cy="4735285"/>
+                    </a:xfrm>
+                    <a:prstGeom prst="rect">
+                      <a:avLst/>
+                    </a:prstGeom>
+                    <a:noFill/>
+                    <a:ln w="9525">
+                      <a:noFill/>
+                      <a:headEnd/>
+                      <a:tailEnd/>
+                    </a:ln>
+                  </pic:spPr>
+                </pic:pic>
+              </a:graphicData>
+            </a:graphic>
+          </wp:inline>
+        </w:drawing>
       </w:r>
     </w:p>
     <w:p>
@@ -6924,9 +6994,9 @@
         </w:pict>
       </w:r>
     </w:p>
-    <w:bookmarkEnd w:id="22"/>
-    <w:bookmarkEnd w:id="23"/>
-    <w:bookmarkStart w:id="25" w:name="X6d329a112d3fe30debcfff528ed8969126f2561"/>
+    <w:bookmarkEnd w:id="28"/>
+    <w:bookmarkEnd w:id="29"/>
+    <w:bookmarkStart w:id="31" w:name="X6d329a112d3fe30debcfff528ed8969126f2561"/>
     <w:p>
       <w:pPr>
         <w:pStyle w:val="Heading2"/>
@@ -14733,7 +14803,7 @@
         <w:t xml:space="preserve">}</w:t>
       </w:r>
     </w:p>
-    <w:bookmarkStart w:id="24" w:name="X17d9ce12e4f8ff39e8fb0147fbf91bf4f9d5739"/>
+    <w:bookmarkStart w:id="30" w:name="X17d9ce12e4f8ff39e8fb0147fbf91bf4f9d5739"/>
     <w:p>
       <w:pPr>
         <w:pStyle w:val="Heading3"/>
@@ -15062,9 +15132,9 @@
         </w:pict>
       </w:r>
     </w:p>
-    <w:bookmarkEnd w:id="24"/>
-    <w:bookmarkEnd w:id="25"/>
-    <w:bookmarkStart w:id="26" w:name="X333034b887a36eab8160d8fa5aca596b0c0ba85"/>
+    <w:bookmarkEnd w:id="30"/>
+    <w:bookmarkEnd w:id="31"/>
+    <w:bookmarkStart w:id="35" w:name="X333034b887a36eab8160d8fa5aca596b0c0ba85"/>
     <w:p>
       <w:pPr>
         <w:pStyle w:val="Heading2"/>
@@ -15092,11 +15162,46 @@
         <w:pStyle w:val="BodyText"/>
       </w:pPr>
       <w:r>
-        <w:rPr>
-          <w:b/>
-          <w:bCs/>
-        </w:rPr>
-        <w:t xml:space="preserve">[MERMAID RENDER FAILED — block #3]</w:t>
+        <w:drawing>
+          <wp:inline>
+            <wp:extent cx="5334000" cy="5299982"/>
+            <wp:effectExtent b="0" l="0" r="0" t="0"/>
+            <wp:docPr descr="diagram" title="" id="33" name="Picture"/>
+            <a:graphic>
+              <a:graphicData uri="http://schemas.openxmlformats.org/drawingml/2006/picture">
+                <pic:pic>
+                  <pic:nvPicPr>
+                    <pic:cNvPr descr="/tmp/.private/milosvasic/tmp.0jhARkyES9/img/diagram_003_c7f716e7803d.png" id="34" name="Picture"/>
+                    <pic:cNvPicPr>
+                      <a:picLocks noChangeArrowheads="1" noChangeAspect="1"/>
+                    </pic:cNvPicPr>
+                  </pic:nvPicPr>
+                  <pic:blipFill>
+                    <a:blip r:embed="rId32"/>
+                    <a:stretch>
+                      <a:fillRect/>
+                    </a:stretch>
+                  </pic:blipFill>
+                  <pic:spPr bwMode="auto">
+                    <a:xfrm>
+                      <a:off x="0" y="0"/>
+                      <a:ext cx="5334000" cy="5299982"/>
+                    </a:xfrm>
+                    <a:prstGeom prst="rect">
+                      <a:avLst/>
+                    </a:prstGeom>
+                    <a:noFill/>
+                    <a:ln w="9525">
+                      <a:noFill/>
+                      <a:headEnd/>
+                      <a:tailEnd/>
+                    </a:ln>
+                  </pic:spPr>
+                </pic:pic>
+              </a:graphicData>
+            </a:graphic>
+          </wp:inline>
+        </w:drawing>
       </w:r>
     </w:p>
     <w:p>
@@ -15275,8 +15380,8 @@
         </w:pict>
       </w:r>
     </w:p>
-    <w:bookmarkEnd w:id="26"/>
-    <w:bookmarkStart w:id="27" w:name="Xef36a8d763e894e62e0425702ddfcf61586dcb8"/>
+    <w:bookmarkEnd w:id="35"/>
+    <w:bookmarkStart w:id="36" w:name="Xef36a8d763e894e62e0425702ddfcf61586dcb8"/>
     <w:p>
       <w:pPr>
         <w:pStyle w:val="Heading2"/>
@@ -15884,8 +15989,8 @@
         </w:pict>
       </w:r>
     </w:p>
-    <w:bookmarkEnd w:id="27"/>
-    <w:bookmarkStart w:id="28" w:name="X63535717eea4a33efc68af54c7f67b97f8e78e1"/>
+    <w:bookmarkEnd w:id="36"/>
+    <w:bookmarkStart w:id="37" w:name="X63535717eea4a33efc68af54c7f67b97f8e78e1"/>
     <w:p>
       <w:pPr>
         <w:pStyle w:val="Heading2"/>
@@ -16697,8 +16802,8 @@
         </w:pict>
       </w:r>
     </w:p>
-    <w:bookmarkEnd w:id="28"/>
-    <w:bookmarkStart w:id="29" w:name="X8ddff6a05c4528a5515099708f2fe34cc27db00"/>
+    <w:bookmarkEnd w:id="37"/>
+    <w:bookmarkStart w:id="38" w:name="X8ddff6a05c4528a5515099708f2fe34cc27db00"/>
     <w:p>
       <w:pPr>
         <w:pStyle w:val="Heading2"/>
@@ -17250,8 +17355,8 @@
         </w:pict>
       </w:r>
     </w:p>
-    <w:bookmarkEnd w:id="29"/>
-    <w:bookmarkStart w:id="30" w:name="X65fb8af73e49d2a0c77cf236e1c05f6be768cea"/>
+    <w:bookmarkEnd w:id="38"/>
+    <w:bookmarkStart w:id="39" w:name="X65fb8af73e49d2a0c77cf236e1c05f6be768cea"/>
     <w:p>
       <w:pPr>
         <w:pStyle w:val="Heading2"/>
@@ -17645,8 +17750,8 @@
         </w:pict>
       </w:r>
     </w:p>
-    <w:bookmarkEnd w:id="30"/>
-    <w:bookmarkStart w:id="31" w:name="X3a5d87f7e964e8b6f82ec1044d6ebc61770d422"/>
+    <w:bookmarkEnd w:id="39"/>
+    <w:bookmarkStart w:id="40" w:name="X3a5d87f7e964e8b6f82ec1044d6ebc61770d422"/>
     <w:p>
       <w:pPr>
         <w:pStyle w:val="Heading2"/>
@@ -18479,8 +18584,8 @@
         </w:pict>
       </w:r>
     </w:p>
-    <w:bookmarkEnd w:id="31"/>
-    <w:bookmarkStart w:id="32" w:name="X30c8295a3e8afff6f7c073bf83f26d3a30192ad"/>
+    <w:bookmarkEnd w:id="40"/>
+    <w:bookmarkStart w:id="41" w:name="X30c8295a3e8afff6f7c073bf83f26d3a30192ad"/>
     <w:p>
       <w:pPr>
         <w:pStyle w:val="Heading2"/>
@@ -18679,8 +18784,8 @@
         </w:pict>
       </w:r>
     </w:p>
-    <w:bookmarkEnd w:id="32"/>
-    <w:bookmarkStart w:id="33" w:name="X0732698f33a8c3b8e13ef81030191d4c0d00658"/>
+    <w:bookmarkEnd w:id="41"/>
+    <w:bookmarkStart w:id="42" w:name="X0732698f33a8c3b8e13ef81030191d4c0d00658"/>
     <w:p>
       <w:pPr>
         <w:pStyle w:val="Heading2"/>
@@ -19854,8 +19959,8 @@
         </w:pict>
       </w:r>
     </w:p>
-    <w:bookmarkEnd w:id="33"/>
-    <w:bookmarkStart w:id="34" w:name="X9ca3802a9f1bcab04bd012576de5c224e8803b4"/>
+    <w:bookmarkEnd w:id="42"/>
+    <w:bookmarkStart w:id="43" w:name="X9ca3802a9f1bcab04bd012576de5c224e8803b4"/>
     <w:p>
       <w:pPr>
         <w:pStyle w:val="Heading2"/>
@@ -20325,8 +20430,8 @@
         </w:pict>
       </w:r>
     </w:p>
-    <w:bookmarkEnd w:id="34"/>
-    <w:bookmarkStart w:id="35" w:name="Xa83b2d7606540a04a2652eb636753a1ce545fd0"/>
+    <w:bookmarkEnd w:id="43"/>
+    <w:bookmarkStart w:id="44" w:name="Xa83b2d7606540a04a2652eb636753a1ce545fd0"/>
     <w:p>
       <w:pPr>
         <w:pStyle w:val="Heading2"/>
@@ -20729,8 +20834,8 @@
         <w:t xml:space="preserve">Phase-1→Phase-2 path is a keystream swap on a stable wire format (§3.5).</w:t>
       </w:r>
     </w:p>
-    <w:bookmarkEnd w:id="35"/>
-    <w:bookmarkEnd w:id="36"/>
+    <w:bookmarkEnd w:id="44"/>
+    <w:bookmarkEnd w:id="45"/>
     <w:sectPr>
       <w:footnotePr>
         <w:numRestart w:val="eachSect"/>
